--- a/artifacts/results_mentor_balance.docx
+++ b/artifacts/results_mentor_balance.docx
@@ -80,7 +80,7 @@
                 <w:szCs w:val="22"/>
                 <w:color w:val="000000"/>
               </w:rPr>
-              <w:t xml:space="preserve">Mentor:Mentee Balance by Year (u = 1.50)</w:t>
+              <w:t xml:space="preserve">Mentor:Mentee Balance by Year (u = 0.90)</w:t>
             </w:r>
           </w:p>
         </w:tc>

--- a/artifacts/results_mentor_balance.docx
+++ b/artifacts/results_mentor_balance.docx
@@ -80,7 +80,7 @@
                 <w:szCs w:val="22"/>
                 <w:color w:val="000000"/>
               </w:rPr>
-              <w:t xml:space="preserve">Mentor:Mentee Balance by Year (u = 0.90)</w:t>
+              <w:t xml:space="preserve">Mentor:Mentee Balance by Year (u = 1.50)</w:t>
             </w:r>
           </w:p>
         </w:tc>

--- a/artifacts/results_mentor_balance.docx
+++ b/artifacts/results_mentor_balance.docx
@@ -476,7 +476,7 @@
                 <w:szCs w:val="22"/>
                 <w:color w:val="000000"/>
               </w:rPr>
-              <w:t xml:space="preserve">197</w:t>
+              <w:t xml:space="preserve">173</w:t>
             </w:r>
           </w:p>
         </w:tc>
@@ -531,7 +531,7 @@
                 <w:szCs w:val="22"/>
                 <w:color w:val="000000"/>
               </w:rPr>
-              <w:t xml:space="preserve">206</w:t>
+              <w:t xml:space="preserve">184</w:t>
             </w:r>
           </w:p>
         </w:tc>
@@ -586,7 +586,7 @@
                 <w:szCs w:val="22"/>
                 <w:color w:val="000000"/>
               </w:rPr>
-              <w:t xml:space="preserve">197</w:t>
+              <w:t xml:space="preserve">173</w:t>
             </w:r>
           </w:p>
         </w:tc>
@@ -756,7 +756,7 @@
                 <w:szCs w:val="22"/>
                 <w:color w:val="000000"/>
               </w:rPr>
-              <w:t xml:space="preserve">287</w:t>
+              <w:t xml:space="preserve">276</w:t>
             </w:r>
           </w:p>
         </w:tc>
@@ -811,7 +811,7 @@
                 <w:szCs w:val="22"/>
                 <w:color w:val="000000"/>
               </w:rPr>
-              <w:t xml:space="preserve">287</w:t>
+              <w:t xml:space="preserve">276</w:t>
             </w:r>
           </w:p>
         </w:tc>
@@ -866,7 +866,7 @@
                 <w:szCs w:val="22"/>
                 <w:color w:val="000000"/>
               </w:rPr>
-              <w:t xml:space="preserve">233</w:t>
+              <w:t xml:space="preserve">221</w:t>
             </w:r>
           </w:p>
         </w:tc>
@@ -921,7 +921,7 @@
                 <w:szCs w:val="22"/>
                 <w:color w:val="000000"/>
               </w:rPr>
-              <w:t xml:space="preserve">54</w:t>
+              <w:t xml:space="preserve">55</w:t>
             </w:r>
           </w:p>
         </w:tc>
@@ -1036,7 +1036,7 @@
                 <w:szCs w:val="22"/>
                 <w:color w:val="000000"/>
               </w:rPr>
-              <w:t xml:space="preserve">107</w:t>
+              <w:t xml:space="preserve">100</w:t>
             </w:r>
           </w:p>
         </w:tc>
@@ -1091,7 +1091,7 @@
                 <w:szCs w:val="22"/>
                 <w:color w:val="000000"/>
               </w:rPr>
-              <w:t xml:space="preserve">124</w:t>
+              <w:t xml:space="preserve">115</w:t>
             </w:r>
           </w:p>
         </w:tc>
@@ -1146,7 +1146,7 @@
                 <w:szCs w:val="22"/>
                 <w:color w:val="000000"/>
               </w:rPr>
-              <w:t xml:space="preserve">107</w:t>
+              <w:t xml:space="preserve">100</w:t>
             </w:r>
           </w:p>
         </w:tc>
